--- a/archivos word -diario tecnico/Comparación de algoritmos de hashing.docx
+++ b/archivos word -diario tecnico/Comparación de algoritmos de hashing.docx
@@ -425,7 +425,874 @@
         <w:t>as, recomendado en nuevos sistemas</w:t>
       </w:r>
     </w:p>
-    <w:p/>
+    <w:tbl>
+      <w:tblPr>
+        <w:tblStyle w:val="Tablaconcuadrcula"/>
+        <w:tblpPr w:leftFromText="141" w:rightFromText="141" w:vertAnchor="page" w:horzAnchor="margin" w:tblpY="819"/>
+        <w:tblW w:w="9980" w:type="dxa"/>
+        <w:tblLook w:val="04A0" w:firstRow="1" w:lastRow="0" w:firstColumn="1" w:lastColumn="0" w:noHBand="0" w:noVBand="1"/>
+      </w:tblPr>
+      <w:tblGrid>
+        <w:gridCol w:w="1639"/>
+        <w:gridCol w:w="1426"/>
+        <w:gridCol w:w="1926"/>
+        <w:gridCol w:w="1399"/>
+        <w:gridCol w:w="2118"/>
+        <w:gridCol w:w="1607"/>
+      </w:tblGrid>
+      <w:tr>
+        <w:tc>
+          <w:tcPr>
+            <w:tcW w:w="1639" w:type="dxa"/>
+            <w:shd w:val="clear" w:color="auto" w:fill="4472C4" w:themeFill="accent1"/>
+          </w:tcPr>
+          <w:p>
+            <w:pPr>
+              <w:jc w:val="center"/>
+              <w:rPr>
+                <w:color w:val="FFFFFF" w:themeColor="background1"/>
+                <w:lang w:val="en-US"/>
+              </w:rPr>
+            </w:pPr>
+            <w:r>
+              <w:rPr>
+                <w:color w:val="FFFFFF" w:themeColor="background1"/>
+                <w:lang w:val="en-US"/>
+              </w:rPr>
+              <w:lastRenderedPageBreak/>
+              <w:t>ALGORITMO</w:t>
+            </w:r>
+          </w:p>
+        </w:tc>
+        <w:tc>
+          <w:tcPr>
+            <w:tcW w:w="1426" w:type="dxa"/>
+            <w:shd w:val="clear" w:color="auto" w:fill="4472C4" w:themeFill="accent1"/>
+          </w:tcPr>
+          <w:p>
+            <w:pPr>
+              <w:jc w:val="center"/>
+              <w:rPr>
+                <w:color w:val="FFFFFF" w:themeColor="background1"/>
+                <w:lang w:val="en-US"/>
+              </w:rPr>
+            </w:pPr>
+            <w:r>
+              <w:rPr>
+                <w:color w:val="FFFFFF" w:themeColor="background1"/>
+                <w:lang w:val="en-US"/>
+              </w:rPr>
+              <w:t xml:space="preserve">TIPO </w:t>
+            </w:r>
+          </w:p>
+        </w:tc>
+        <w:tc>
+          <w:tcPr>
+            <w:tcW w:w="1926" w:type="dxa"/>
+            <w:shd w:val="clear" w:color="auto" w:fill="4472C4" w:themeFill="accent1"/>
+          </w:tcPr>
+          <w:p>
+            <w:pPr>
+              <w:jc w:val="center"/>
+              <w:rPr>
+                <w:color w:val="FFFFFF" w:themeColor="background1"/>
+                <w:lang w:val="en-US"/>
+              </w:rPr>
+            </w:pPr>
+            <w:r>
+              <w:rPr>
+                <w:color w:val="FFFFFF" w:themeColor="background1"/>
+                <w:lang w:val="en-US"/>
+              </w:rPr>
+              <w:t>USO PRINCIPAL</w:t>
+            </w:r>
+          </w:p>
+        </w:tc>
+        <w:tc>
+          <w:tcPr>
+            <w:tcW w:w="1399" w:type="dxa"/>
+            <w:shd w:val="clear" w:color="auto" w:fill="4472C4" w:themeFill="accent1"/>
+          </w:tcPr>
+          <w:p>
+            <w:pPr>
+              <w:jc w:val="center"/>
+              <w:rPr>
+                <w:color w:val="FFFFFF" w:themeColor="background1"/>
+                <w:lang w:val="en-US"/>
+              </w:rPr>
+            </w:pPr>
+            <w:r>
+              <w:rPr>
+                <w:color w:val="FFFFFF" w:themeColor="background1"/>
+                <w:lang w:val="en-US"/>
+              </w:rPr>
+              <w:t>VENTAJAS</w:t>
+            </w:r>
+          </w:p>
+        </w:tc>
+        <w:tc>
+          <w:tcPr>
+            <w:tcW w:w="2118" w:type="dxa"/>
+            <w:shd w:val="clear" w:color="auto" w:fill="4472C4" w:themeFill="accent1"/>
+          </w:tcPr>
+          <w:p>
+            <w:pPr>
+              <w:jc w:val="center"/>
+              <w:rPr>
+                <w:color w:val="FFFFFF" w:themeColor="background1"/>
+                <w:lang w:val="en-US"/>
+              </w:rPr>
+            </w:pPr>
+            <w:r>
+              <w:rPr>
+                <w:color w:val="FFFFFF" w:themeColor="background1"/>
+                <w:lang w:val="en-US"/>
+              </w:rPr>
+              <w:t>DESVENTAJA</w:t>
+            </w:r>
+          </w:p>
+        </w:tc>
+        <w:tc>
+          <w:tcPr>
+            <w:tcW w:w="1472" w:type="dxa"/>
+            <w:shd w:val="clear" w:color="auto" w:fill="4472C4" w:themeFill="accent1"/>
+          </w:tcPr>
+          <w:p>
+            <w:pPr>
+              <w:jc w:val="center"/>
+              <w:rPr>
+                <w:color w:val="FFFFFF" w:themeColor="background1"/>
+                <w:lang w:val="en-US"/>
+              </w:rPr>
+            </w:pPr>
+            <w:r>
+              <w:rPr>
+                <w:color w:val="FFFFFF" w:themeColor="background1"/>
+                <w:lang w:val="en-US"/>
+              </w:rPr>
+              <w:t>EJEMPLO PRÁCTICO</w:t>
+            </w:r>
+          </w:p>
+        </w:tc>
+      </w:tr>
+      <w:tr>
+        <w:tc>
+          <w:tcPr>
+            <w:tcW w:w="1639" w:type="dxa"/>
+            <w:shd w:val="clear" w:color="auto" w:fill="D9D9D9" w:themeFill="background1" w:themeFillShade="D9"/>
+          </w:tcPr>
+          <w:p>
+            <w:pPr>
+              <w:jc w:val="center"/>
+              <w:rPr>
+                <w:lang w:val="en-US"/>
+              </w:rPr>
+            </w:pPr>
+            <w:r>
+              <w:rPr>
+                <w:lang w:val="en-US"/>
+              </w:rPr>
+              <w:t>MD5</w:t>
+            </w:r>
+          </w:p>
+        </w:tc>
+        <w:tc>
+          <w:tcPr>
+            <w:tcW w:w="1426" w:type="dxa"/>
+            <w:shd w:val="clear" w:color="auto" w:fill="D9D9D9" w:themeFill="background1" w:themeFillShade="D9"/>
+          </w:tcPr>
+          <w:p>
+            <w:pPr>
+              <w:jc w:val="center"/>
+              <w:rPr>
+                <w:lang w:val="en-US"/>
+              </w:rPr>
+            </w:pPr>
+            <w:r>
+              <w:rPr>
+                <w:lang w:val="en-US"/>
+              </w:rPr>
+              <w:t>Hash</w:t>
+            </w:r>
+          </w:p>
+        </w:tc>
+        <w:tc>
+          <w:tcPr>
+            <w:tcW w:w="1926" w:type="dxa"/>
+            <w:shd w:val="clear" w:color="auto" w:fill="D9D9D9" w:themeFill="background1" w:themeFillShade="D9"/>
+          </w:tcPr>
+          <w:p>
+            <w:pPr>
+              <w:jc w:val="center"/>
+              <w:rPr>
+                <w:lang w:val="en-US"/>
+              </w:rPr>
+            </w:pPr>
+            <w:proofErr w:type="spellStart"/>
+            <w:r>
+              <w:rPr>
+                <w:lang w:val="en-US"/>
+              </w:rPr>
+              <w:t>Verificación</w:t>
+            </w:r>
+            <w:proofErr w:type="spellEnd"/>
+            <w:r>
+              <w:rPr>
+                <w:lang w:val="en-US"/>
+              </w:rPr>
+              <w:t xml:space="preserve"> </w:t>
+            </w:r>
+            <w:proofErr w:type="spellStart"/>
+            <w:r>
+              <w:rPr>
+                <w:lang w:val="en-US"/>
+              </w:rPr>
+              <w:t>rápida</w:t>
+            </w:r>
+            <w:proofErr w:type="spellEnd"/>
+            <w:r>
+              <w:rPr>
+                <w:lang w:val="en-US"/>
+              </w:rPr>
+              <w:t xml:space="preserve"> de </w:t>
+            </w:r>
+            <w:proofErr w:type="spellStart"/>
+            <w:r>
+              <w:rPr>
+                <w:lang w:val="en-US"/>
+              </w:rPr>
+              <w:t>integracion</w:t>
+            </w:r>
+            <w:proofErr w:type="spellEnd"/>
+          </w:p>
+        </w:tc>
+        <w:tc>
+          <w:tcPr>
+            <w:tcW w:w="1399" w:type="dxa"/>
+            <w:shd w:val="clear" w:color="auto" w:fill="D9D9D9" w:themeFill="background1" w:themeFillShade="D9"/>
+          </w:tcPr>
+          <w:p>
+            <w:pPr>
+              <w:jc w:val="center"/>
+              <w:rPr>
+                <w:lang w:val="en-US"/>
+              </w:rPr>
+            </w:pPr>
+            <w:r>
+              <w:rPr>
+                <w:lang w:val="en-US"/>
+              </w:rPr>
+              <w:t xml:space="preserve">Muy </w:t>
+            </w:r>
+            <w:proofErr w:type="spellStart"/>
+            <w:r>
+              <w:rPr>
+                <w:lang w:val="en-US"/>
+              </w:rPr>
+              <w:t>rápido</w:t>
+            </w:r>
+            <w:proofErr w:type="spellEnd"/>
+            <w:r>
+              <w:rPr>
+                <w:lang w:val="en-US"/>
+              </w:rPr>
+              <w:t xml:space="preserve">, </w:t>
+            </w:r>
+            <w:proofErr w:type="spellStart"/>
+            <w:r>
+              <w:rPr>
+                <w:lang w:val="en-US"/>
+              </w:rPr>
+              <w:t>ampliamente</w:t>
+            </w:r>
+            <w:proofErr w:type="spellEnd"/>
+            <w:r>
+              <w:rPr>
+                <w:lang w:val="en-US"/>
+              </w:rPr>
+              <w:t xml:space="preserve"> </w:t>
+            </w:r>
+            <w:proofErr w:type="spellStart"/>
+            <w:r>
+              <w:rPr>
+                <w:lang w:val="en-US"/>
+              </w:rPr>
+              <w:t>soportado</w:t>
+            </w:r>
+            <w:proofErr w:type="spellEnd"/>
+          </w:p>
+        </w:tc>
+        <w:tc>
+          <w:tcPr>
+            <w:tcW w:w="2118" w:type="dxa"/>
+            <w:shd w:val="clear" w:color="auto" w:fill="D9D9D9" w:themeFill="background1" w:themeFillShade="D9"/>
+          </w:tcPr>
+          <w:p>
+            <w:pPr>
+              <w:jc w:val="center"/>
+              <w:rPr>
+                <w:lang w:val="en-US"/>
+              </w:rPr>
+            </w:pPr>
+            <w:proofErr w:type="spellStart"/>
+            <w:proofErr w:type="gramStart"/>
+            <w:r>
+              <w:rPr>
+                <w:lang w:val="en-US"/>
+              </w:rPr>
+              <w:t>Inseguro,colisiones</w:t>
+            </w:r>
+            <w:proofErr w:type="spellEnd"/>
+            <w:proofErr w:type="gramEnd"/>
+            <w:r>
+              <w:rPr>
+                <w:lang w:val="en-US"/>
+              </w:rPr>
+              <w:t xml:space="preserve"> </w:t>
+            </w:r>
+            <w:proofErr w:type="spellStart"/>
+            <w:r>
+              <w:rPr>
+                <w:lang w:val="en-US"/>
+              </w:rPr>
+              <w:t>fáciles</w:t>
+            </w:r>
+            <w:proofErr w:type="spellEnd"/>
+          </w:p>
+        </w:tc>
+        <w:tc>
+          <w:tcPr>
+            <w:tcW w:w="1472" w:type="dxa"/>
+            <w:shd w:val="clear" w:color="auto" w:fill="D9D9D9" w:themeFill="background1" w:themeFillShade="D9"/>
+          </w:tcPr>
+          <w:p>
+            <w:pPr>
+              <w:jc w:val="center"/>
+            </w:pPr>
+            <w:r>
+              <w:t>Comparar integridad de un a</w:t>
+            </w:r>
+            <w:r>
+              <w:t>rchivo descargado</w:t>
+            </w:r>
+          </w:p>
+        </w:tc>
+      </w:tr>
+      <w:tr>
+        <w:tc>
+          <w:tcPr>
+            <w:tcW w:w="1639" w:type="dxa"/>
+            <w:shd w:val="clear" w:color="auto" w:fill="D9D9D9" w:themeFill="background1" w:themeFillShade="D9"/>
+          </w:tcPr>
+          <w:p>
+            <w:pPr>
+              <w:jc w:val="center"/>
+            </w:pPr>
+            <w:r>
+              <w:t>SHA-256</w:t>
+            </w:r>
+          </w:p>
+        </w:tc>
+        <w:tc>
+          <w:tcPr>
+            <w:tcW w:w="1426" w:type="dxa"/>
+            <w:shd w:val="clear" w:color="auto" w:fill="D9D9D9" w:themeFill="background1" w:themeFillShade="D9"/>
+          </w:tcPr>
+          <w:p>
+            <w:pPr>
+              <w:jc w:val="center"/>
+            </w:pPr>
+            <w:r>
+              <w:t>Hash</w:t>
+            </w:r>
+          </w:p>
+        </w:tc>
+        <w:tc>
+          <w:tcPr>
+            <w:tcW w:w="1926" w:type="dxa"/>
+            <w:shd w:val="clear" w:color="auto" w:fill="D9D9D9" w:themeFill="background1" w:themeFillShade="D9"/>
+          </w:tcPr>
+          <w:p>
+            <w:pPr>
+              <w:jc w:val="center"/>
+            </w:pPr>
+            <w:r>
+              <w:t xml:space="preserve">Firmas </w:t>
+            </w:r>
+            <w:proofErr w:type="spellStart"/>
+            <w:proofErr w:type="gramStart"/>
+            <w:r>
+              <w:t>digitales,integridad</w:t>
+            </w:r>
+            <w:proofErr w:type="spellEnd"/>
+            <w:proofErr w:type="gramEnd"/>
+          </w:p>
+        </w:tc>
+        <w:tc>
+          <w:tcPr>
+            <w:tcW w:w="1399" w:type="dxa"/>
+            <w:shd w:val="clear" w:color="auto" w:fill="D9D9D9" w:themeFill="background1" w:themeFillShade="D9"/>
+          </w:tcPr>
+          <w:p>
+            <w:pPr>
+              <w:jc w:val="center"/>
+            </w:pPr>
+            <w:r>
+              <w:t>Seguro, resistente a colisiones</w:t>
+            </w:r>
+          </w:p>
+        </w:tc>
+        <w:tc>
+          <w:tcPr>
+            <w:tcW w:w="2118" w:type="dxa"/>
+            <w:shd w:val="clear" w:color="auto" w:fill="D9D9D9" w:themeFill="background1" w:themeFillShade="D9"/>
+          </w:tcPr>
+          <w:p>
+            <w:pPr>
+              <w:jc w:val="center"/>
+            </w:pPr>
+            <w:r>
+              <w:t>Más lento que MD5</w:t>
+            </w:r>
+          </w:p>
+        </w:tc>
+        <w:tc>
+          <w:tcPr>
+            <w:tcW w:w="1472" w:type="dxa"/>
+            <w:shd w:val="clear" w:color="auto" w:fill="D9D9D9" w:themeFill="background1" w:themeFillShade="D9"/>
+          </w:tcPr>
+          <w:p>
+            <w:pPr>
+              <w:jc w:val="center"/>
+            </w:pPr>
+            <w:r>
+              <w:t xml:space="preserve">Validar contraseñas con hash en tu </w:t>
+            </w:r>
+            <w:proofErr w:type="spellStart"/>
+            <w:r>
+              <w:t>login</w:t>
+            </w:r>
+            <w:proofErr w:type="spellEnd"/>
+          </w:p>
+        </w:tc>
+      </w:tr>
+      <w:tr>
+        <w:tc>
+          <w:tcPr>
+            <w:tcW w:w="1639" w:type="dxa"/>
+            <w:shd w:val="clear" w:color="auto" w:fill="D9D9D9" w:themeFill="background1" w:themeFillShade="D9"/>
+          </w:tcPr>
+          <w:p>
+            <w:pPr>
+              <w:jc w:val="center"/>
+            </w:pPr>
+            <w:r>
+              <w:t>Bcrypt</w:t>
+            </w:r>
+          </w:p>
+        </w:tc>
+        <w:tc>
+          <w:tcPr>
+            <w:tcW w:w="1426" w:type="dxa"/>
+            <w:shd w:val="clear" w:color="auto" w:fill="D9D9D9" w:themeFill="background1" w:themeFillShade="D9"/>
+          </w:tcPr>
+          <w:p>
+            <w:pPr>
+              <w:jc w:val="center"/>
+            </w:pPr>
+            <w:r>
+              <w:t>Hash con salt</w:t>
+            </w:r>
+          </w:p>
+        </w:tc>
+        <w:tc>
+          <w:tcPr>
+            <w:tcW w:w="1926" w:type="dxa"/>
+            <w:shd w:val="clear" w:color="auto" w:fill="D9D9D9" w:themeFill="background1" w:themeFillShade="D9"/>
+          </w:tcPr>
+          <w:p>
+            <w:pPr>
+              <w:jc w:val="center"/>
+            </w:pPr>
+            <w:r>
+              <w:t>Almacenamiento de contraseñas</w:t>
+            </w:r>
+          </w:p>
+        </w:tc>
+        <w:tc>
+          <w:tcPr>
+            <w:tcW w:w="1399" w:type="dxa"/>
+            <w:shd w:val="clear" w:color="auto" w:fill="D9D9D9" w:themeFill="background1" w:themeFillShade="D9"/>
+          </w:tcPr>
+          <w:p>
+            <w:pPr>
+              <w:jc w:val="center"/>
+            </w:pPr>
+            <w:r>
+              <w:t>Salt automático, resistente a ataques de fuerza bruta</w:t>
+            </w:r>
+          </w:p>
+        </w:tc>
+        <w:tc>
+          <w:tcPr>
+            <w:tcW w:w="2118" w:type="dxa"/>
+            <w:shd w:val="clear" w:color="auto" w:fill="D9D9D9" w:themeFill="background1" w:themeFillShade="D9"/>
+          </w:tcPr>
+          <w:p>
+            <w:pPr>
+              <w:jc w:val="center"/>
+            </w:pPr>
+            <w:r>
+              <w:t>Más pesado computacionalmente</w:t>
+            </w:r>
+          </w:p>
+        </w:tc>
+        <w:tc>
+          <w:tcPr>
+            <w:tcW w:w="1472" w:type="dxa"/>
+            <w:shd w:val="clear" w:color="auto" w:fill="D9D9D9" w:themeFill="background1" w:themeFillShade="D9"/>
+          </w:tcPr>
+          <w:p>
+            <w:pPr>
+              <w:jc w:val="center"/>
+            </w:pPr>
+            <w:r>
+              <w:t>Guardar contraseñas en tu sistema de usuarios</w:t>
+            </w:r>
+          </w:p>
+        </w:tc>
+      </w:tr>
+      <w:tr>
+        <w:tc>
+          <w:tcPr>
+            <w:tcW w:w="1639" w:type="dxa"/>
+            <w:shd w:val="clear" w:color="auto" w:fill="D9D9D9" w:themeFill="background1" w:themeFillShade="D9"/>
+          </w:tcPr>
+          <w:p>
+            <w:pPr>
+              <w:jc w:val="center"/>
+            </w:pPr>
+            <w:proofErr w:type="gramStart"/>
+            <w:r>
+              <w:t>AES(</w:t>
+            </w:r>
+            <w:proofErr w:type="gramEnd"/>
+            <w:r>
+              <w:t>256 bits)</w:t>
+            </w:r>
+          </w:p>
+        </w:tc>
+        <w:tc>
+          <w:tcPr>
+            <w:tcW w:w="1426" w:type="dxa"/>
+            <w:shd w:val="clear" w:color="auto" w:fill="D9D9D9" w:themeFill="background1" w:themeFillShade="D9"/>
+          </w:tcPr>
+          <w:p>
+            <w:pPr>
+              <w:jc w:val="center"/>
+            </w:pPr>
+            <w:r>
+              <w:t>Cifrado simétrico</w:t>
+            </w:r>
+          </w:p>
+        </w:tc>
+        <w:tc>
+          <w:tcPr>
+            <w:tcW w:w="1926" w:type="dxa"/>
+            <w:shd w:val="clear" w:color="auto" w:fill="D9D9D9" w:themeFill="background1" w:themeFillShade="D9"/>
+          </w:tcPr>
+          <w:p>
+            <w:pPr>
+              <w:jc w:val="center"/>
+            </w:pPr>
+            <w:r>
+              <w:t>Cifrado de datos en reposo o en tránsito</w:t>
+            </w:r>
+          </w:p>
+        </w:tc>
+        <w:tc>
+          <w:tcPr>
+            <w:tcW w:w="1399" w:type="dxa"/>
+            <w:shd w:val="clear" w:color="auto" w:fill="D9D9D9" w:themeFill="background1" w:themeFillShade="D9"/>
+          </w:tcPr>
+          <w:p>
+            <w:pPr>
+              <w:jc w:val="center"/>
+            </w:pPr>
+            <w:r>
+              <w:t>Muy seguro, estándar global</w:t>
+            </w:r>
+          </w:p>
+        </w:tc>
+        <w:tc>
+          <w:tcPr>
+            <w:tcW w:w="2118" w:type="dxa"/>
+            <w:shd w:val="clear" w:color="auto" w:fill="D9D9D9" w:themeFill="background1" w:themeFillShade="D9"/>
+          </w:tcPr>
+          <w:p>
+            <w:pPr>
+              <w:jc w:val="center"/>
+            </w:pPr>
+            <w:r>
+              <w:t>Requiere gestión de claves seguras</w:t>
+            </w:r>
+          </w:p>
+        </w:tc>
+        <w:tc>
+          <w:tcPr>
+            <w:tcW w:w="1472" w:type="dxa"/>
+            <w:shd w:val="clear" w:color="auto" w:fill="D9D9D9" w:themeFill="background1" w:themeFillShade="D9"/>
+          </w:tcPr>
+          <w:p>
+            <w:pPr>
+              <w:jc w:val="center"/>
+            </w:pPr>
+            <w:r>
+              <w:t xml:space="preserve">Cifrar transferencias en tu </w:t>
+            </w:r>
+            <w:proofErr w:type="spellStart"/>
+            <w:r>
+              <w:t>endpoint</w:t>
+            </w:r>
+            <w:proofErr w:type="spellEnd"/>
+            <w:r>
+              <w:t xml:space="preserve"> /transfer</w:t>
+            </w:r>
+          </w:p>
+        </w:tc>
+      </w:tr>
+      <w:tr>
+        <w:tc>
+          <w:tcPr>
+            <w:tcW w:w="1639" w:type="dxa"/>
+            <w:shd w:val="clear" w:color="auto" w:fill="D9D9D9" w:themeFill="background1" w:themeFillShade="D9"/>
+          </w:tcPr>
+          <w:p>
+            <w:pPr>
+              <w:jc w:val="center"/>
+            </w:pPr>
+            <w:r>
+              <w:t>RSA</w:t>
+            </w:r>
+          </w:p>
+        </w:tc>
+        <w:tc>
+          <w:tcPr>
+            <w:tcW w:w="1426" w:type="dxa"/>
+            <w:shd w:val="clear" w:color="auto" w:fill="D9D9D9" w:themeFill="background1" w:themeFillShade="D9"/>
+          </w:tcPr>
+          <w:p>
+            <w:pPr>
+              <w:jc w:val="center"/>
+            </w:pPr>
+            <w:r>
+              <w:t>Cifrado asimétrico</w:t>
+            </w:r>
+          </w:p>
+        </w:tc>
+        <w:tc>
+          <w:tcPr>
+            <w:tcW w:w="1926" w:type="dxa"/>
+            <w:shd w:val="clear" w:color="auto" w:fill="D9D9D9" w:themeFill="background1" w:themeFillShade="D9"/>
+          </w:tcPr>
+          <w:p>
+            <w:pPr>
+              <w:jc w:val="center"/>
+            </w:pPr>
+            <w:r>
+              <w:t>Intercambio de claves, firmas digitales</w:t>
+            </w:r>
+          </w:p>
+        </w:tc>
+        <w:tc>
+          <w:tcPr>
+            <w:tcW w:w="1399" w:type="dxa"/>
+            <w:shd w:val="clear" w:color="auto" w:fill="D9D9D9" w:themeFill="background1" w:themeFillShade="D9"/>
+          </w:tcPr>
+          <w:p>
+            <w:pPr>
+              <w:jc w:val="center"/>
+            </w:pPr>
+            <w:r>
+              <w:t>No requiere compartir clave privada, usado en Https</w:t>
+            </w:r>
+          </w:p>
+        </w:tc>
+        <w:tc>
+          <w:tcPr>
+            <w:tcW w:w="2118" w:type="dxa"/>
+            <w:shd w:val="clear" w:color="auto" w:fill="D9D9D9" w:themeFill="background1" w:themeFillShade="D9"/>
+          </w:tcPr>
+          <w:p>
+            <w:pPr>
+              <w:jc w:val="center"/>
+            </w:pPr>
+            <w:r>
+              <w:t>Más lento, claves largas</w:t>
+            </w:r>
+          </w:p>
+        </w:tc>
+        <w:tc>
+          <w:tcPr>
+            <w:tcW w:w="1472" w:type="dxa"/>
+            <w:shd w:val="clear" w:color="auto" w:fill="D9D9D9" w:themeFill="background1" w:themeFillShade="D9"/>
+          </w:tcPr>
+          <w:p>
+            <w:pPr>
+              <w:jc w:val="center"/>
+            </w:pPr>
+            <w:r>
+              <w:t>Autenticación con certificados (</w:t>
+            </w:r>
+            <w:proofErr w:type="spellStart"/>
+            <w:r>
+              <w:t>server.key</w:t>
+            </w:r>
+            <w:proofErr w:type="spellEnd"/>
+            <w:r>
+              <w:t>, server.crt)</w:t>
+            </w:r>
+          </w:p>
+        </w:tc>
+      </w:tr>
+      <w:tr>
+        <w:trPr>
+          <w:trHeight w:val="2472"/>
+        </w:trPr>
+        <w:tc>
+          <w:tcPr>
+            <w:tcW w:w="1639" w:type="dxa"/>
+            <w:shd w:val="clear" w:color="auto" w:fill="D9D9D9" w:themeFill="background1" w:themeFillShade="D9"/>
+          </w:tcPr>
+          <w:p>
+            <w:pPr>
+              <w:ind w:left="708" w:hanging="708"/>
+              <w:jc w:val="center"/>
+            </w:pPr>
+            <w:r>
+              <w:t>Fernet (Basado en AES)</w:t>
+            </w:r>
+          </w:p>
+        </w:tc>
+        <w:tc>
+          <w:tcPr>
+            <w:tcW w:w="1426" w:type="dxa"/>
+            <w:shd w:val="clear" w:color="auto" w:fill="D9D9D9" w:themeFill="background1" w:themeFillShade="D9"/>
+          </w:tcPr>
+          <w:p>
+            <w:pPr>
+              <w:jc w:val="center"/>
+            </w:pPr>
+            <w:r>
+              <w:t>Cifrado simétrico con autenticación</w:t>
+            </w:r>
+          </w:p>
+        </w:tc>
+        <w:tc>
+          <w:tcPr>
+            <w:tcW w:w="1926" w:type="dxa"/>
+            <w:shd w:val="clear" w:color="auto" w:fill="D9D9D9" w:themeFill="background1" w:themeFillShade="D9"/>
+          </w:tcPr>
+          <w:p>
+            <w:pPr>
+              <w:jc w:val="center"/>
+            </w:pPr>
+            <w:r>
+              <w:t>Cifrado sencillo de datos de apps</w:t>
+            </w:r>
+          </w:p>
+        </w:tc>
+        <w:tc>
+          <w:tcPr>
+            <w:tcW w:w="1399" w:type="dxa"/>
+            <w:shd w:val="clear" w:color="auto" w:fill="D9D9D9" w:themeFill="background1" w:themeFillShade="D9"/>
+          </w:tcPr>
+          <w:p>
+            <w:pPr>
+              <w:jc w:val="center"/>
+            </w:pPr>
+            <w:r>
+              <w:t xml:space="preserve">Incluye </w:t>
+            </w:r>
+            <w:proofErr w:type="spellStart"/>
+            <w:r>
+              <w:t>timestamp</w:t>
+            </w:r>
+            <w:proofErr w:type="spellEnd"/>
+            <w:r>
+              <w:t xml:space="preserve"> y verificación de integridad</w:t>
+            </w:r>
+          </w:p>
+        </w:tc>
+        <w:tc>
+          <w:tcPr>
+            <w:tcW w:w="2118" w:type="dxa"/>
+            <w:shd w:val="clear" w:color="auto" w:fill="D9D9D9" w:themeFill="background1" w:themeFillShade="D9"/>
+          </w:tcPr>
+          <w:p>
+            <w:pPr>
+              <w:jc w:val="center"/>
+            </w:pPr>
+            <w:r>
+              <w:t xml:space="preserve">Depende de librería </w:t>
+            </w:r>
+            <w:proofErr w:type="spellStart"/>
+            <w:r>
+              <w:t>cryptography</w:t>
+            </w:r>
+            <w:proofErr w:type="spellEnd"/>
+          </w:p>
+        </w:tc>
+        <w:tc>
+          <w:tcPr>
+            <w:tcW w:w="1472" w:type="dxa"/>
+            <w:shd w:val="clear" w:color="auto" w:fill="D9D9D9" w:themeFill="background1" w:themeFillShade="D9"/>
+          </w:tcPr>
+          <w:p>
+            <w:pPr>
+              <w:jc w:val="center"/>
+            </w:pPr>
+            <w:r>
+              <w:t xml:space="preserve">Tu </w:t>
+            </w:r>
+            <w:proofErr w:type="spellStart"/>
+            <w:r>
+              <w:t>secret.key</w:t>
+            </w:r>
+            <w:proofErr w:type="spellEnd"/>
+            <w:r>
+              <w:t xml:space="preserve"> y </w:t>
+            </w:r>
+            <w:proofErr w:type="spellStart"/>
+            <w:r>
+              <w:t>cipher</w:t>
+            </w:r>
+            <w:proofErr w:type="spellEnd"/>
+            <w:r>
+              <w:t xml:space="preserve"> =</w:t>
+            </w:r>
+            <w:proofErr w:type="gramStart"/>
+            <w:r>
+              <w:t>Fernet(</w:t>
+            </w:r>
+            <w:proofErr w:type="spellStart"/>
+            <w:proofErr w:type="gramEnd"/>
+            <w:r>
+              <w:t>key</w:t>
+            </w:r>
+            <w:proofErr w:type="spellEnd"/>
+            <w:r>
+              <w:t xml:space="preserve"> en server_https.py</w:t>
+            </w:r>
+          </w:p>
+        </w:tc>
+      </w:tr>
+    </w:tbl>
+    <w:p>
+      <w:pPr>
+        <w:jc w:val="center"/>
+      </w:pPr>
+    </w:p>
     <w:sectPr>
       <w:pgSz w:w="11906" w:h="16838"/>
       <w:pgMar w:top="1440" w:right="1440" w:bottom="1440" w:left="1440" w:header="720" w:footer="720" w:gutter="0"/>
@@ -1509,6 +2376,56 @@
       <w:spacing w:val="5"/>
     </w:rPr>
   </w:style>
+  <w:style w:type="paragraph" w:styleId="NormalWeb">
+    <w:name w:val="Normal (Web)"/>
+    <w:basedOn w:val="Normal"/>
+    <w:uiPriority w:val="99"/>
+    <w:unhideWhenUsed/>
+    <w:rsid w:val="00F77DE8"/>
+    <w:pPr>
+      <w:spacing w:before="100" w:beforeAutospacing="1" w:after="100" w:afterAutospacing="1" w:line="240" w:lineRule="auto"/>
+    </w:pPr>
+    <w:rPr>
+      <w:rFonts w:ascii="Times New Roman" w:eastAsia="Times New Roman" w:hAnsi="Times New Roman" w:cs="Times New Roman"/>
+      <w:kern w:val="0"/>
+      <w:sz w:val="24"/>
+      <w:szCs w:val="24"/>
+      <w:lang w:eastAsia="es-419"/>
+      <w14:ligatures w14:val="none"/>
+    </w:rPr>
+  </w:style>
+  <w:style w:type="character" w:styleId="CdigoHTML">
+    <w:name w:val="HTML Code"/>
+    <w:basedOn w:val="Fuentedeprrafopredeter"/>
+    <w:uiPriority w:val="99"/>
+    <w:semiHidden/>
+    <w:unhideWhenUsed/>
+    <w:rsid w:val="00F77DE8"/>
+    <w:rPr>
+      <w:rFonts w:ascii="Courier New" w:eastAsia="Times New Roman" w:hAnsi="Courier New" w:cs="Courier New"/>
+      <w:sz w:val="20"/>
+      <w:szCs w:val="20"/>
+    </w:rPr>
+  </w:style>
+  <w:style w:type="table" w:styleId="Tablaconcuadrcula">
+    <w:name w:val="Table Grid"/>
+    <w:basedOn w:val="Tablanormal"/>
+    <w:uiPriority w:val="39"/>
+    <w:rsid w:val="00F77DE8"/>
+    <w:pPr>
+      <w:spacing w:after="0" w:line="240" w:lineRule="auto"/>
+    </w:pPr>
+    <w:tblPr>
+      <w:tblBorders>
+        <w:top w:val="single" w:sz="4" w:space="0" w:color="auto"/>
+        <w:left w:val="single" w:sz="4" w:space="0" w:color="auto"/>
+        <w:bottom w:val="single" w:sz="4" w:space="0" w:color="auto"/>
+        <w:right w:val="single" w:sz="4" w:space="0" w:color="auto"/>
+        <w:insideH w:val="single" w:sz="4" w:space="0" w:color="auto"/>
+        <w:insideV w:val="single" w:sz="4" w:space="0" w:color="auto"/>
+      </w:tblBorders>
+    </w:tblPr>
+  </w:style>
 </w:styles>
 </file>
 
